--- a/tillsyn/A 60441-2021 tillsynsbegäran.docx
+++ b/tillsyn/A 60441-2021 tillsynsbegäran.docx
@@ -552,7 +552,7 @@
     <w:r>
       <w:tab/>
       <w:tab/>
-      <w:t>2026-06-18</w:t>
+      <w:t>2026-06-19</w:t>
       <w:br/>
       <w:br/>
     </w:r>

--- a/tillsyn/A 60441-2021 tillsynsbegäran.docx
+++ b/tillsyn/A 60441-2021 tillsynsbegäran.docx
@@ -552,7 +552,7 @@
     <w:r>
       <w:tab/>
       <w:tab/>
-      <w:t>2026-06-19</w:t>
+      <w:t>2026-06-20</w:t>
       <w:br/>
       <w:br/>
     </w:r>

--- a/tillsyn/A 60441-2021 tillsynsbegäran.docx
+++ b/tillsyn/A 60441-2021 tillsynsbegäran.docx
@@ -12,10 +12,7 @@
     </w:p>
     <w:p>
       <w:r>
-        <w:t>Detta dokument behandlar höga naturvärden i avverkningsanmälan A 60441-2021 i Tierps kommun som inkom 2021-10-27 och omfattar 0,6 ha.</w:t>
-      </w:r>
-      <w:r>
-        <w:t xml:space="preserve"> I Figur 1 visas fyndplatser för naturvårdsarter i området, som finns registrerade på Artportalen.</w:t>
+        <w:t>Denna tillsynsbegäran behandlar höga naturvärden i avverkningsanmälan A 60441-2021 i Tierps kommun som inkom 2021-10-27 och omfattar 0,6 ha.</w:t>
       </w:r>
     </w:p>
     <w:p>
@@ -63,7 +60,20 @@
         <w:spacing w:after="240"/>
       </w:pPr>
       <w:r>
-        <w:t>Figur 1. Fyndplatser för naturvårdsarter inom 14 meter från avverkningsanmälan (röd linje). Inom parentes anges rödlistekategorier, S för signalarter, Tför typiska arter och fridlysningsparagrafer i artskyddsförordningen.Markörer utan svart kant är placerade på fyndplatsen. Markörer med svart kant är placerade vid sidan av fyndplatsen och har ett svart streck som visar fyndplatsens exakta position. Kartans mittpunktskoordinat är N 6716153, E 664848 i SWEREF 99 TM.</w:t>
+        <w:t>Figur 1. Fyndplatser för naturvårdsarter inom 14 meter från avverkningsanmälan. Markörer utan svart kant är placerade på fyndplatsen. Markörer med svart kant är placerade vid sidan av fyndplatsen har ett svart streck som visar fyndplatsens exakta position. Kartans mittpunktskoordinat är N 6716153, E 664848 i SWEREF 99 TM.</w:t>
+      </w:r>
+    </w:p>
+    <w:p>
+      <w:r>
+        <w:t>Inom 14 meter från avverkningsanmälan finns fynd av 23 naturvårdsarter, varav 11 är rödlistade, 19 är fridlysta, 1 är typisk (T) och 2 är signalarter (S): pärluggla (EN, T, §4), hussvala (VU, §4), silverblåvinge (VU), ängsblåvinge (VU), bivråk (NT, §4), grönsångare (NT, §4), göktyta (NT, §4), järnsparv (NT, §4), ladusvala (NT, §4), rosenfink (NT, §4), skogshare (NT), större träfjäril (S), tvåblad (S, §8), fiskgjuse (§4), havsörn (§4), svartvit flugsnappare (§4), åkergroda (§4a), kopparödla (§6), skogsödla (§6), vanlig groda (§6), vanlig padda (§6), vanlig snok (§6) och grönvit nattviol (§8). Se Figur 1.</w:t>
+      </w:r>
+    </w:p>
+    <w:p>
+      <w:pPr>
+        <w:pStyle w:val="Heading1"/>
+      </w:pPr>
+      <w:r>
+        <w:t>Tillsynsbegäran</w:t>
       </w:r>
     </w:p>
     <w:p>
@@ -77,53 +87,36 @@
       </w:r>
     </w:p>
     <w:p>
-      <w:r>
-        <w:t>Nedan beskrivs fynd av naturvårdsarter och fridlysta arter som gjorts i det avverkningsanmälda området. I BILAGA 1 finns artfakta om fridlysta arter.</w:t>
-      </w:r>
-    </w:p>
-    <w:p>
       <w:pPr>
         <w:pStyle w:val="Heading1"/>
       </w:pPr>
       <w:r>
-        <w:t>Naturvårdsarter</w:t>
+        <w:t>Naturvårdsarter och fridlysta arter</w:t>
       </w:r>
     </w:p>
     <w:p>
       <w:r>
-        <w:t>Inom 14 meter från avverkningsanmälan har följande 23 naturvårdsarter hittats: pärluggla (EN, T, §4), hussvala (VU, §4), silverblåvinge (VU), ängsblåvinge (VU), bivråk (NT, §4), grönsångare (NT, §4), göktyta (NT, §4), järnsparv (NT, §4), ladusvala (NT, §4), rosenfink (NT, §4), skogshare (NT), större träfjäril (S), tvåblad (S, §8), fiskgjuse (§4), havsörn (§4), svartvit flugsnappare (§4), åkergroda (§4a), kopparödla (§6), skogsödla (§6), vanlig groda (§6), vanlig padda (§6), vanlig snok (§6) och grönvit nattviol (§8). Av dessa är 11 rödlistade. För rödlistade arter har rödlistekategorin angivits inom parentes. Arter som är signalarter enligt Skogsstyrelsen har markerats med (S). Typiska arter inom Natura 2000 som är kopplade till skogsekosystem har markerats med (T). För fridlysta arter anges även paragrafen i Artskyddsförordningen som arten är fridlyst enligt.</w:t>
+        <w:t>Nedan följer beskrivningar av de naturvårdsarter och fridlysta arter som har sina livsmiljöer och växtplatser i den avverkningsanmälda skogen. Se även ytterligare artfakta i BILAGA 1. De påträffade naturvårdsarterna är ett tydligt kvitto på att det rör sig om en skog med höga naturvärden.</w:t>
       </w:r>
     </w:p>
     <w:p>
       <w:r>
-        <w:t>De påträffade naturvårdsarterna är ett tydligt kvitto på att det rör sig om en skog med höga naturvärden.</w:t>
+        <w:rPr>
+          <w:b/>
+        </w:rPr>
+        <w:t>Pärluggla (EN, §4)</w:t>
       </w:r>
-    </w:p>
-    <w:p>
-      <w:pPr>
-        <w:pStyle w:val="Heading2"/>
-      </w:pPr>
       <w:r>
-        <w:t>Fridlysta arter</w:t>
-      </w:r>
-    </w:p>
-    <w:p>
-      <w:r>
-        <w:t>Följande fridlysta arter har sina livsmiljöer och växtplatser i den avverkningsanmälda skogen: pärluggla (EN, T, §4), hussvala (VU, §4), bivråk (NT, §4), grönsångare (NT, §4), göktyta (NT, §4), järnsparv (NT, §4), ladusvala (NT, §4), rosenfink (NT, §4), tvåblad (S, §8), fiskgjuse (§4), havsörn (§4), svartvit flugsnappare (§4), åkergroda (§4a), kopparödla (§6), skogsödla (§6), vanlig groda (§6), vanlig padda (§6), vanlig snok (§6) och grönvit nattviol (§8).</w:t>
-      </w:r>
-    </w:p>
-    <w:p>
-      <w:r>
-        <w:t xml:space="preserve">Observera att medlemsländerna är skyldiga att agera i enlighet med EU:s fågeldirektiv där det uttryckligen står att direktivet gäller för fåglar samt för deras ägg, bon och </w:t>
+        <w:t xml:space="preserve"> är en starkt hotad art som omfattas av bilaga 1 EU:s fågeldirektiv. Beståndet har gradvis minskat sedan början av 1980-talet och efter 2010 tyder data från Svensk Fågeltaxering på att beståndet i det närmaste helt kraschat. Minskningstakten har uppgått till 60 (40–80) % under de senaste 15 åren. Pärlugglan är beroende av äldre, varierad skog med goda jaktmöjligheter och god tillgång på lämpliga trädhål som boplatser. Hemområdet är i storleksordningen 200–500 hektar, men storleken varierar kraftigt beroende på hur mycket föda det finns. Undvik skogsbruksåtgärder som kan skada hänsynskrävande miljöer, som till exempel strand- och sumpskogar med naturskogskaraktär, äldre skog på uddar och öar, raviner, klyftor och blockmarker samt berg- och rasbranter, äldre hällmarksskog, äldre sandtallskogar, naturskogsrester, eller äldre trädbestånd med mycket hänglavar eller död ved. Pärluggla är typisk art för </w:t>
       </w:r>
       <w:r>
         <w:rPr>
-          <w:b/>
+          <w:i/>
         </w:rPr>
-        <w:t xml:space="preserve">livsmiljöer </w:t>
+        <w:t>9010 Västlig taiga</w:t>
       </w:r>
       <w:r>
-        <w:t>(artikel 1). Vidare att de åtgärder som vidtas inte får leda till en försämring av den nuvarande situationen beträffande bevarandet av de fågelarter som avses i artikel 1 (artikel 13). Fågeldirektivet är styrande för tillsynsansvariga myndigheters ärendehantering, ställningstaganden och beslutsfattande.</w:t>
+        <w:t xml:space="preserve"> (SLU Artdatabanken, 2026; Skogsstyrelsen, 2016).</w:t>
       </w:r>
     </w:p>
     <w:p>
@@ -151,10 +144,10 @@
         <w:rPr>
           <w:b/>
         </w:rPr>
-        <w:t>Fiskgjuse (§4)</w:t>
+        <w:t>Grönsångare (NT, §4)</w:t>
       </w:r>
       <w:r>
-        <w:t xml:space="preserve"> är fridlyst enligt 4§ artskyddsförordningen och upptagen i bilaga 1 EU:s fågeldirektiv. Den bygger vanligen sitt stora risbo i toppen av en plattkronad, kraftig tall (&gt;90%) med utsikt över omgivningen. Skogsavverkningar utan hänsyn till bevarandet av fiskgjusens boträd och häckningsbiotop utgör en fara genom att tillgången på lämpliga träd minskar. Lämna en skyddszon kring boplatser vid avverkning eller gallring. Boträdets placering styr behovet av skyddszon vilket måste bedömas från fall till fall, men skyddszonen bör vara tillräckligt bred för att behålla skydd mot insyn, erbjuda lämpliga sittplatser och förhindra att boträdet blåser ner. Avstå från skogsbruksåtgärder i hänsynskrävande miljöer, som på uddar eller öar med äldre skog eller hällmarkstallskog där det häckar fiskgjuse. Gör naturvårdsavsättningar i äldre skog i lämpliga områden för fiskgjuse, t.ex. på uddar och i hällmarksområden (SLU Artdatabanken, 2024; Skogsstyrelsen, 2016).</w:t>
+        <w:t xml:space="preserve"> är rödlistad som nära hotad (NT) och fridlyst enligt 4§ artskyddsförordningen. Den har minskat med 17 (6–24) % under de senaste 10 åren och minskningstakten för den svenska populationen bedöms vara nära gränsvärdet för Sårbar (VU). (A2b). Arten häckar i högstammig skog, främst lövskog men även i granskog, i regel utan kraftigare undervegetation. Den förekommer i södra och mellersta Sverige samt i Norrlands kustland norrut till Norrbotten. Förekommer dessutom sällsynt i Norrlands inland (SLU Artdatabanken, 2024). Orsaken till grönsångarens nedgång och är oklar varvid det är viktigt att försiktighetsprincipen enligt 2 kap. 3 § miljöbalken tillämpas för att bevara artens livsmiljöer och vända den negativa trenden.</w:t>
       </w:r>
     </w:p>
     <w:p>
@@ -162,10 +155,10 @@
         <w:rPr>
           <w:b/>
         </w:rPr>
-        <w:t>Grönsångare (NT, §4)</w:t>
+        <w:t>Fiskgjuse (§4)</w:t>
       </w:r>
       <w:r>
-        <w:t xml:space="preserve"> är rödlistad som nära hotad (NT) och fridlyst enligt 4§ artskyddsförordningen. Den har minskat med 17 (6–24) % under de senaste 10 åren och minskningstakten för den svenska populationen bedöms vara nära gränsvärdet för Sårbar (VU). (A2b). Arten häckar i högstammig skog, främst lövskog men även i granskog, i regel utan kraftigare undervegetation. Den förekommer i södra och mellersta Sverige samt i Norrlands kustland norrut till Norrbotten. Förekommer dessutom sällsynt i Norrlands inland (SLU Artdatabanken, 2024). Orsaken till grönsångarens nedgång och är oklar varvid det är viktigt att försiktighetsprincipen enligt 2 kap. 3 § miljöbalken tillämpas för att bevara artens livsmiljöer och vända den negativa trenden.</w:t>
+        <w:t xml:space="preserve"> är fridlyst enligt 4§ artskyddsförordningen och upptagen i bilaga 1 EU:s fågeldirektiv. Den bygger vanligen sitt stora risbo i toppen av en plattkronad, kraftig tall (&gt;90%) med utsikt över omgivningen. Skogsavverkningar utan hänsyn till bevarandet av fiskgjusens boträd och häckningsbiotop utgör en fara genom att tillgången på lämpliga träd minskar. Lämna en skyddszon kring boplatser vid avverkning eller gallring. Boträdets placering styr behovet av skyddszon vilket måste bedömas från fall till fall, men skyddszonen bör vara tillräckligt bred för att behålla skydd mot insyn, erbjuda lämpliga sittplatser och förhindra att boträdet blåser ner. Avstå från skogsbruksåtgärder i hänsynskrävande miljöer, som på uddar eller öar med äldre skog eller hällmarkstallskog där det häckar fiskgjuse. Gör naturvårdsavsättningar i äldre skog i lämpliga områden för fiskgjuse, t.ex. på uddar och i hällmarksområden (SLU Artdatabanken, 2024; Skogsstyrelsen, 2016).</w:t>
       </w:r>
     </w:p>
     <w:p>
@@ -180,36 +173,25 @@
       </w:r>
     </w:p>
     <w:p>
+      <w:pPr>
+        <w:pStyle w:val="Heading1"/>
+      </w:pPr>
+      <w:r>
+        <w:t>EU:s fågeldirektiv</w:t>
+      </w:r>
+    </w:p>
+    <w:p>
+      <w:r>
+        <w:t xml:space="preserve">Europeiska unionens medlemsländer är skyldiga att agera i enlighet med EU:s fågeldirektiv där det uttryckligen står att direktivet gäller för fåglar samt för deras ägg, bon och </w:t>
+      </w:r>
       <w:r>
         <w:rPr>
           <w:b/>
         </w:rPr>
-        <w:t>Pärluggla (EN, §4)</w:t>
+        <w:t xml:space="preserve">livsmiljöer </w:t>
       </w:r>
       <w:r>
-        <w:t xml:space="preserve"> är en starkt hotad art som omfattas av bilaga 1 EU:s fågeldirektiv. Beståndet har gradvis minskat sedan början av 1980-talet och efter 2010 tyder data från Svensk Fågeltaxering på att beståndet i det närmaste helt kraschat. Minskningstakten har uppgått till 60 (40–80) % under de senaste 15 åren. Pärlugglan är beroende av äldre, varierad skog med goda jaktmöjligheter och god tillgång på lämpliga trädhål som boplatser. Hemområdet är i storleksordningen 200–500 hektar, men storleken varierar kraftigt beroende på hur mycket föda det finns. Undvik skogsbruksåtgärder som kan skada hänsynskrävande miljöer, som till exempel strand- och sumpskogar med naturskogskaraktär, äldre skog på uddar och öar, raviner, klyftor och blockmarker samt berg- och rasbranter, äldre hällmarksskog, äldre sandtallskogar, naturskogsrester, eller äldre trädbestånd med mycket hänglavar eller död ved. Pärluggla är typisk art för </w:t>
-      </w:r>
-      <w:r>
-        <w:rPr>
-          <w:i/>
-        </w:rPr>
-        <w:t>9010 Västlig taiga</w:t>
-      </w:r>
-      <w:r>
-        <w:t xml:space="preserve"> (SLU Artdatabanken, 2026; Skogsstyrelsen, 2016).</w:t>
-      </w:r>
-    </w:p>
-    <w:p>
-      <w:r>
-        <w:t>I BILAGA 1 finns mer detaljerad information om ekologi samt krav på livsmiljö hos fridlysta arter.</w:t>
-      </w:r>
-    </w:p>
-    <w:p>
-      <w:pPr>
-        <w:pStyle w:val="Heading2"/>
-      </w:pPr>
-      <w:r>
-        <w:t>Övriga naturvårdsarter</w:t>
+        <w:t>(artikel 1). Vidare att de åtgärder som vidtas inte får leda till en försämring av den nuvarande situationen beträffande bevarandet av de fågelarter som avses i artikel 1 (artikel 13). Fågeldirektivet är styrande för tillsynsansvariga myndigheters ärendehantering, ställningstaganden och beslutsfattande.</w:t>
       </w:r>
     </w:p>
     <w:p>
@@ -223,6 +205,71 @@
       </w:pPr>
       <w:r>
         <w:t>BILAGA 1 – Fridlysta arter</w:t>
+      </w:r>
+    </w:p>
+    <w:p>
+      <w:pPr>
+        <w:pStyle w:val="Heading1"/>
+      </w:pPr>
+      <w:r>
+        <w:t>Pärluggla – ekologi samt krav på livsmiljön</w:t>
+      </w:r>
+    </w:p>
+    <w:p>
+      <w:r>
+        <w:t xml:space="preserve">Pärluggla (EN, §4) är en starkt hotad art som är typisk art för </w:t>
+      </w:r>
+      <w:r>
+        <w:rPr>
+          <w:i/>
+        </w:rPr>
+        <w:t>9010 Västlig taiga</w:t>
+      </w:r>
+      <w:r>
+        <w:t xml:space="preserve"> och omfattas av bilaga 1 EU:s fågeldirektiv. Beståndet har gradvis minskat sedan början av 1980-talet och efter 2010 tyder data från Svensk Fågeltaxering på att beståndet i det närmaste helt kraschat. Minskningstakten har uppgått till 60 (40–80) % under de senaste 15 åren och överstiger gränsvärdet för starkt hotad (EN) (SLU Artdatabanken, 2026).</w:t>
+      </w:r>
+    </w:p>
+    <w:p>
+      <w:r>
+        <w:t>Pärlugglan är beroende av äldre, varierad skog med goda jaktmöjligheter och god tillgång på lämpliga trädhål som boplatser. Den förekommer med störst täthet i äldre granskog, med inslag av gamla lövträd och luckor och öppningar i form av mindre hyggen, jordbruksmark och liknande. Den häckar även frekvent i barr- och lövblandskogar av tall, björk och asp, där förutsättningarna att finna boplatser är störst. I sydligaste Sverige häckar den ofta i gamla bokbackar, men den är mycket sällsynt i ren bokskog. Hemområdet är i storleksordningen 200–500 hektar, men storleken varierar kraftigt beroende på hur mycket föda det finns. Under dåliga gnagarår kan pärlugglan jaga upp till 4 km från boet medan den under bra år ofta håller sig inom 1 km (SLU Artdatabanken, 2026).</w:t>
+      </w:r>
+    </w:p>
+    <w:p>
+      <w:r>
+        <w:t>Undvik skogsbruksåtgärder som kan skada hänsynskrävande miljöer, som till exempel strand- och sumpskogar med naturskogskaraktär, äldre skog på uddar och öar, raviner, klyftor och blockmarker samt berg- och rasbranter, äldre hällmarksskog, äldre sandtallskogar, naturskogsrester, eller äldre trädbestånd med mycket hänglavar eller död ved (Skogsstyrelsen, 2016).</w:t>
+      </w:r>
+    </w:p>
+    <w:p>
+      <w:pPr>
+        <w:pStyle w:val="Heading2"/>
+      </w:pPr>
+      <w:r>
+        <w:t>Referenser – pärluggla</w:t>
+      </w:r>
+    </w:p>
+    <w:p>
+      <w:r>
+        <w:t xml:space="preserve">SLU Artdatabanken, 2026. </w:t>
+      </w:r>
+      <w:r>
+        <w:rPr>
+          <w:i/>
+        </w:rPr>
+        <w:t xml:space="preserve">Artfaktablad. Naturvård – artfakta. </w:t>
+      </w:r>
+      <w:r>
+        <w:t>SLU Artdatabanken, Uppsala.</w:t>
+      </w:r>
+    </w:p>
+    <w:p>
+      <w:r>
+        <w:t xml:space="preserve">Skogsstyrelsen, 2016. </w:t>
+      </w:r>
+      <w:r>
+        <w:rPr>
+          <w:i/>
+        </w:rPr>
+        <w:t>Vägledning för hänsyn till pärluggla.</w:t>
       </w:r>
     </w:p>
     <w:p>
@@ -359,71 +406,6 @@
         <w:t>SLU Artdatabanken, Uppsala</w:t>
       </w:r>
     </w:p>
-    <w:p>
-      <w:pPr>
-        <w:pStyle w:val="Heading1"/>
-      </w:pPr>
-      <w:r>
-        <w:t>Pärluggla – ekologi samt krav på livsmiljön</w:t>
-      </w:r>
-    </w:p>
-    <w:p>
-      <w:r>
-        <w:t xml:space="preserve">Pärluggla (EN, §4) är en starkt hotad art som är typisk art för </w:t>
-      </w:r>
-      <w:r>
-        <w:rPr>
-          <w:i/>
-        </w:rPr>
-        <w:t>9010 Västlig taiga</w:t>
-      </w:r>
-      <w:r>
-        <w:t xml:space="preserve"> och omfattas av bilaga 1 EU:s fågeldirektiv. Beståndet har gradvis minskat sedan början av 1980-talet och efter 2010 tyder data från Svensk Fågeltaxering på att beståndet i det närmaste helt kraschat. Minskningstakten har uppgått till 60 (40–80) % under de senaste 15 åren och överstiger gränsvärdet för starkt hotad (EN) (SLU Artdatabanken, 2026).</w:t>
-      </w:r>
-    </w:p>
-    <w:p>
-      <w:r>
-        <w:t>Pärlugglan är beroende av äldre, varierad skog med goda jaktmöjligheter och god tillgång på lämpliga trädhål som boplatser. Den förekommer med störst täthet i äldre granskog, med inslag av gamla lövträd och luckor och öppningar i form av mindre hyggen, jordbruksmark och liknande. Den häckar även frekvent i barr- och lövblandskogar av tall, björk och asp, där förutsättningarna att finna boplatser är störst. I sydligaste Sverige häckar den ofta i gamla bokbackar, men den är mycket sällsynt i ren bokskog. Hemområdet är i storleksordningen 200–500 hektar, men storleken varierar kraftigt beroende på hur mycket föda det finns. Under dåliga gnagarår kan pärlugglan jaga upp till 4 km från boet medan den under bra år ofta håller sig inom 1 km (SLU Artdatabanken, 2026).</w:t>
-      </w:r>
-    </w:p>
-    <w:p>
-      <w:r>
-        <w:t>Undvik skogsbruksåtgärder som kan skada hänsynskrävande miljöer, som till exempel strand- och sumpskogar med naturskogskaraktär, äldre skog på uddar och öar, raviner, klyftor och blockmarker samt berg- och rasbranter, äldre hällmarksskog, äldre sandtallskogar, naturskogsrester, eller äldre trädbestånd med mycket hänglavar eller död ved (Skogsstyrelsen, 2016).</w:t>
-      </w:r>
-    </w:p>
-    <w:p>
-      <w:pPr>
-        <w:pStyle w:val="Heading2"/>
-      </w:pPr>
-      <w:r>
-        <w:t>Referenser – pärluggla</w:t>
-      </w:r>
-    </w:p>
-    <w:p>
-      <w:r>
-        <w:t xml:space="preserve">SLU Artdatabanken, 2026. </w:t>
-      </w:r>
-      <w:r>
-        <w:rPr>
-          <w:i/>
-        </w:rPr>
-        <w:t xml:space="preserve">Artfaktablad. Naturvård – artfakta. </w:t>
-      </w:r>
-      <w:r>
-        <w:t>SLU Artdatabanken, Uppsala.</w:t>
-      </w:r>
-    </w:p>
-    <w:p>
-      <w:r>
-        <w:t xml:space="preserve">Skogsstyrelsen, 2016. </w:t>
-      </w:r>
-      <w:r>
-        <w:rPr>
-          <w:i/>
-        </w:rPr>
-        <w:t>Vägledning för hänsyn till pärluggla.</w:t>
-      </w:r>
-    </w:p>
     <w:sectPr>
       <w:headerReference w:type="even" r:id="rId8"/>
       <w:headerReference w:type="default" r:id="rId9"/>
@@ -552,7 +534,7 @@
     <w:r>
       <w:tab/>
       <w:tab/>
-      <w:t>2026-06-20</w:t>
+      <w:t>2026-06-21</w:t>
       <w:br/>
       <w:br/>
     </w:r>

--- a/tillsyn/A 60441-2021 tillsynsbegäran.docx
+++ b/tillsyn/A 60441-2021 tillsynsbegäran.docx
@@ -534,7 +534,7 @@
     <w:r>
       <w:tab/>
       <w:tab/>
-      <w:t>2026-06-21</w:t>
+      <w:t>2026-06-22</w:t>
       <w:br/>
       <w:br/>
     </w:r>

--- a/tillsyn/A 60441-2021 tillsynsbegäran.docx
+++ b/tillsyn/A 60441-2021 tillsynsbegäran.docx
@@ -534,7 +534,7 @@
     <w:r>
       <w:tab/>
       <w:tab/>
-      <w:t>2026-06-22</w:t>
+      <w:t>2026-06-23</w:t>
       <w:br/>
       <w:br/>
     </w:r>

--- a/tillsyn/A 60441-2021 tillsynsbegäran.docx
+++ b/tillsyn/A 60441-2021 tillsynsbegäran.docx
@@ -534,7 +534,7 @@
     <w:r>
       <w:tab/>
       <w:tab/>
-      <w:t>2026-06-23</w:t>
+      <w:t>2026-06-24</w:t>
       <w:br/>
       <w:br/>
     </w:r>

--- a/tillsyn/A 60441-2021 tillsynsbegäran.docx
+++ b/tillsyn/A 60441-2021 tillsynsbegäran.docx
@@ -534,7 +534,7 @@
     <w:r>
       <w:tab/>
       <w:tab/>
-      <w:t>2026-06-24</w:t>
+      <w:t>2026-06-25</w:t>
       <w:br/>
       <w:br/>
     </w:r>

--- a/tillsyn/A 60441-2021 tillsynsbegäran.docx
+++ b/tillsyn/A 60441-2021 tillsynsbegäran.docx
@@ -534,7 +534,7 @@
     <w:r>
       <w:tab/>
       <w:tab/>
-      <w:t>2026-06-25</w:t>
+      <w:t>2026-06-26</w:t>
       <w:br/>
       <w:br/>
     </w:r>

--- a/tillsyn/A 60441-2021 tillsynsbegäran.docx
+++ b/tillsyn/A 60441-2021 tillsynsbegäran.docx
@@ -534,7 +534,7 @@
     <w:r>
       <w:tab/>
       <w:tab/>
-      <w:t>2026-06-26</w:t>
+      <w:t>2026-06-27</w:t>
       <w:br/>
       <w:br/>
     </w:r>

--- a/tillsyn/A 60441-2021 tillsynsbegäran.docx
+++ b/tillsyn/A 60441-2021 tillsynsbegäran.docx
@@ -534,7 +534,7 @@
     <w:r>
       <w:tab/>
       <w:tab/>
-      <w:t>2026-06-27</w:t>
+      <w:t>2026-06-28</w:t>
       <w:br/>
       <w:br/>
     </w:r>

--- a/tillsyn/A 60441-2021 tillsynsbegäran.docx
+++ b/tillsyn/A 60441-2021 tillsynsbegäran.docx
@@ -534,7 +534,7 @@
     <w:r>
       <w:tab/>
       <w:tab/>
-      <w:t>2026-06-28</w:t>
+      <w:t>2026-06-29</w:t>
       <w:br/>
       <w:br/>
     </w:r>

--- a/tillsyn/A 60441-2021 tillsynsbegäran.docx
+++ b/tillsyn/A 60441-2021 tillsynsbegäran.docx
@@ -534,7 +534,7 @@
     <w:r>
       <w:tab/>
       <w:tab/>
-      <w:t>2026-06-29</w:t>
+      <w:t>2026-06-30</w:t>
       <w:br/>
       <w:br/>
     </w:r>

--- a/tillsyn/A 60441-2021 tillsynsbegäran.docx
+++ b/tillsyn/A 60441-2021 tillsynsbegäran.docx
@@ -534,7 +534,7 @@
     <w:r>
       <w:tab/>
       <w:tab/>
-      <w:t>2026-06-30</w:t>
+      <w:t>2026-07-01</w:t>
       <w:br/>
       <w:br/>
     </w:r>

--- a/tillsyn/A 60441-2021 tillsynsbegäran.docx
+++ b/tillsyn/A 60441-2021 tillsynsbegäran.docx
@@ -534,7 +534,7 @@
     <w:r>
       <w:tab/>
       <w:tab/>
-      <w:t>2026-07-01</w:t>
+      <w:t>2026-07-02</w:t>
       <w:br/>
       <w:br/>
     </w:r>

--- a/tillsyn/A 60441-2021 tillsynsbegäran.docx
+++ b/tillsyn/A 60441-2021 tillsynsbegäran.docx
@@ -534,7 +534,7 @@
     <w:r>
       <w:tab/>
       <w:tab/>
-      <w:t>2026-07-13</w:t>
+      <w:t>2026-07-14</w:t>
       <w:br/>
       <w:br/>
     </w:r>

--- a/tillsyn/A 60441-2021 tillsynsbegäran.docx
+++ b/tillsyn/A 60441-2021 tillsynsbegäran.docx
@@ -534,7 +534,7 @@
     <w:r>
       <w:tab/>
       <w:tab/>
-      <w:t>2026-07-14</w:t>
+      <w:t>2026-07-15</w:t>
       <w:br/>
       <w:br/>
     </w:r>

--- a/tillsyn/A 60441-2021 tillsynsbegäran.docx
+++ b/tillsyn/A 60441-2021 tillsynsbegäran.docx
@@ -534,7 +534,7 @@
     <w:r>
       <w:tab/>
       <w:tab/>
-      <w:t>2026-07-15</w:t>
+      <w:t>2026-07-16</w:t>
       <w:br/>
       <w:br/>
     </w:r>

--- a/tillsyn/A 60441-2021 tillsynsbegäran.docx
+++ b/tillsyn/A 60441-2021 tillsynsbegäran.docx
@@ -534,7 +534,7 @@
     <w:r>
       <w:tab/>
       <w:tab/>
-      <w:t>2026-07-16</w:t>
+      <w:t>2026-07-17</w:t>
       <w:br/>
       <w:br/>
     </w:r>

--- a/tillsyn/A 60441-2021 tillsynsbegäran.docx
+++ b/tillsyn/A 60441-2021 tillsynsbegäran.docx
@@ -534,7 +534,7 @@
     <w:r>
       <w:tab/>
       <w:tab/>
-      <w:t>2026-07-17</w:t>
+      <w:t>2026-07-18</w:t>
       <w:br/>
       <w:br/>
     </w:r>

--- a/tillsyn/A 60441-2021 tillsynsbegäran.docx
+++ b/tillsyn/A 60441-2021 tillsynsbegäran.docx
@@ -534,7 +534,7 @@
     <w:r>
       <w:tab/>
       <w:tab/>
-      <w:t>2026-07-18</w:t>
+      <w:t>2026-07-19</w:t>
       <w:br/>
       <w:br/>
     </w:r>

--- a/tillsyn/A 60441-2021 tillsynsbegäran.docx
+++ b/tillsyn/A 60441-2021 tillsynsbegäran.docx
@@ -534,7 +534,7 @@
     <w:r>
       <w:tab/>
       <w:tab/>
-      <w:t>2026-07-19</w:t>
+      <w:t>2026-07-20</w:t>
       <w:br/>
       <w:br/>
     </w:r>

--- a/tillsyn/A 60441-2021 tillsynsbegäran.docx
+++ b/tillsyn/A 60441-2021 tillsynsbegäran.docx
@@ -534,7 +534,7 @@
     <w:r>
       <w:tab/>
       <w:tab/>
-      <w:t>2026-07-20</w:t>
+      <w:t>2026-07-21</w:t>
       <w:br/>
       <w:br/>
     </w:r>

--- a/tillsyn/A 60441-2021 tillsynsbegäran.docx
+++ b/tillsyn/A 60441-2021 tillsynsbegäran.docx
@@ -534,7 +534,7 @@
     <w:r>
       <w:tab/>
       <w:tab/>
-      <w:t>2026-07-21</w:t>
+      <w:t>2026-07-22</w:t>
       <w:br/>
       <w:br/>
     </w:r>

--- a/tillsyn/A 60441-2021 tillsynsbegäran.docx
+++ b/tillsyn/A 60441-2021 tillsynsbegäran.docx
@@ -534,7 +534,7 @@
     <w:r>
       <w:tab/>
       <w:tab/>
-      <w:t>2026-07-22</w:t>
+      <w:t>2026-07-23</w:t>
       <w:br/>
       <w:br/>
     </w:r>

--- a/tillsyn/A 60441-2021 tillsynsbegäran.docx
+++ b/tillsyn/A 60441-2021 tillsynsbegäran.docx
@@ -534,7 +534,7 @@
     <w:r>
       <w:tab/>
       <w:tab/>
-      <w:t>2026-07-23</w:t>
+      <w:t>2026-07-24</w:t>
       <w:br/>
       <w:br/>
     </w:r>

--- a/tillsyn/A 60441-2021 tillsynsbegäran.docx
+++ b/tillsyn/A 60441-2021 tillsynsbegäran.docx
@@ -534,7 +534,7 @@
     <w:r>
       <w:tab/>
       <w:tab/>
-      <w:t>2026-07-24</w:t>
+      <w:t>2026-07-25</w:t>
       <w:br/>
       <w:br/>
     </w:r>

--- a/tillsyn/A 60441-2021 tillsynsbegäran.docx
+++ b/tillsyn/A 60441-2021 tillsynsbegäran.docx
@@ -534,7 +534,7 @@
     <w:r>
       <w:tab/>
       <w:tab/>
-      <w:t>2026-07-25</w:t>
+      <w:t>2026-07-26</w:t>
       <w:br/>
       <w:br/>
     </w:r>

--- a/tillsyn/A 60441-2021 tillsynsbegäran.docx
+++ b/tillsyn/A 60441-2021 tillsynsbegäran.docx
@@ -534,7 +534,7 @@
     <w:r>
       <w:tab/>
       <w:tab/>
-      <w:t>2026-07-26</w:t>
+      <w:t>2026-07-27</w:t>
       <w:br/>
       <w:br/>
     </w:r>

--- a/tillsyn/A 60441-2021 tillsynsbegäran.docx
+++ b/tillsyn/A 60441-2021 tillsynsbegäran.docx
@@ -534,7 +534,7 @@
     <w:r>
       <w:tab/>
       <w:tab/>
-      <w:t>2026-07-27</w:t>
+      <w:t>2026-07-28</w:t>
       <w:br/>
       <w:br/>
     </w:r>

--- a/tillsyn/A 60441-2021 tillsynsbegäran.docx
+++ b/tillsyn/A 60441-2021 tillsynsbegäran.docx
@@ -534,7 +534,7 @@
     <w:r>
       <w:tab/>
       <w:tab/>
-      <w:t>2026-07-28</w:t>
+      <w:t>2026-07-29</w:t>
       <w:br/>
       <w:br/>
     </w:r>

--- a/tillsyn/A 60441-2021 tillsynsbegäran.docx
+++ b/tillsyn/A 60441-2021 tillsynsbegäran.docx
@@ -534,7 +534,7 @@
     <w:r>
       <w:tab/>
       <w:tab/>
-      <w:t>2026-07-29</w:t>
+      <w:t>2026-07-30</w:t>
       <w:br/>
       <w:br/>
     </w:r>

--- a/tillsyn/A 60441-2021 tillsynsbegäran.docx
+++ b/tillsyn/A 60441-2021 tillsynsbegäran.docx
@@ -534,7 +534,7 @@
     <w:r>
       <w:tab/>
       <w:tab/>
-      <w:t>2026-07-30</w:t>
+      <w:t>2026-07-31</w:t>
       <w:br/>
       <w:br/>
     </w:r>

--- a/tillsyn/A 60441-2021 tillsynsbegäran.docx
+++ b/tillsyn/A 60441-2021 tillsynsbegäran.docx
@@ -534,7 +534,7 @@
     <w:r>
       <w:tab/>
       <w:tab/>
-      <w:t>2026-07-31</w:t>
+      <w:t>2026-08-01</w:t>
       <w:br/>
       <w:br/>
     </w:r>

--- a/tillsyn/A 60441-2021 tillsynsbegäran.docx
+++ b/tillsyn/A 60441-2021 tillsynsbegäran.docx
@@ -534,7 +534,7 @@
     <w:r>
       <w:tab/>
       <w:tab/>
-      <w:t>2026-08-01</w:t>
+      <w:t>2026-08-02</w:t>
       <w:br/>
       <w:br/>
     </w:r>

--- a/tillsyn/A 60441-2021 tillsynsbegäran.docx
+++ b/tillsyn/A 60441-2021 tillsynsbegäran.docx
@@ -534,7 +534,7 @@
     <w:r>
       <w:tab/>
       <w:tab/>
-      <w:t>2026-08-02</w:t>
+      <w:t>2026-08-03</w:t>
       <w:br/>
       <w:br/>
     </w:r>

--- a/tillsyn/A 60441-2021 tillsynsbegäran.docx
+++ b/tillsyn/A 60441-2021 tillsynsbegäran.docx
@@ -534,7 +534,7 @@
     <w:r>
       <w:tab/>
       <w:tab/>
-      <w:t>2026-08-03</w:t>
+      <w:t>2026-08-05</w:t>
       <w:br/>
       <w:br/>
     </w:r>

--- a/tillsyn/A 60441-2021 tillsynsbegäran.docx
+++ b/tillsyn/A 60441-2021 tillsynsbegäran.docx
@@ -534,7 +534,7 @@
     <w:r>
       <w:tab/>
       <w:tab/>
-      <w:t>2026-08-05</w:t>
+      <w:t>2026-08-07</w:t>
       <w:br/>
       <w:br/>
     </w:r>

--- a/tillsyn/A 60441-2021 tillsynsbegäran.docx
+++ b/tillsyn/A 60441-2021 tillsynsbegäran.docx
@@ -534,7 +534,7 @@
     <w:r>
       <w:tab/>
       <w:tab/>
-      <w:t>2026-08-07</w:t>
+      <w:t>2026-08-08</w:t>
       <w:br/>
       <w:br/>
     </w:r>

--- a/tillsyn/A 60441-2021 tillsynsbegäran.docx
+++ b/tillsyn/A 60441-2021 tillsynsbegäran.docx
@@ -60,7 +60,7 @@
         <w:spacing w:after="240"/>
       </w:pPr>
       <w:r>
-        <w:t>Figur 1. Fyndplatser för naturvårdsarter inom 14 meter från avverkningsanmälan. Markörer utan svart kant är placerade på fyndplatsen. Markörer med svart kant är placerade vid sidan av fyndplatsen har ett svart streck som visar fyndplatsens exakta position. Kartans mittpunktskoordinat är N 6716153, E 664848 i SWEREF 99 TM.</w:t>
+        <w:t>Figur 1. Fyndplatser för naturvårdsarter inom 14 meter från avverkningsanmälan. Markörer utan svart kant är placerade på fyndplatsen. Markörer med svart kant är placerade vid sidan av fyndplatsen och har ett svart streck som visar fyndplatsens exakta position. Kartans mittpunktskoordinat är N 6716153, E 664848 i SWEREF 99 TM.</w:t>
       </w:r>
     </w:p>
     <w:p>
@@ -534,7 +534,7 @@
     <w:r>
       <w:tab/>
       <w:tab/>
-      <w:t>2026-08-14</w:t>
+      <w:t>2026-08-15</w:t>
       <w:br/>
       <w:br/>
     </w:r>

--- a/tillsyn/A 60441-2021 tillsynsbegäran.docx
+++ b/tillsyn/A 60441-2021 tillsynsbegäran.docx
@@ -534,7 +534,7 @@
     <w:r>
       <w:tab/>
       <w:tab/>
-      <w:t>2026-08-15</w:t>
+      <w:t>2026-08-16</w:t>
       <w:br/>
       <w:br/>
     </w:r>

--- a/tillsyn/A 60441-2021 tillsynsbegäran.docx
+++ b/tillsyn/A 60441-2021 tillsynsbegäran.docx
@@ -534,7 +534,7 @@
     <w:r>
       <w:tab/>
       <w:tab/>
-      <w:t>2026-08-16</w:t>
+      <w:t>2026-08-17</w:t>
       <w:br/>
       <w:br/>
     </w:r>

--- a/tillsyn/A 60441-2021 tillsynsbegäran.docx
+++ b/tillsyn/A 60441-2021 tillsynsbegäran.docx
@@ -534,7 +534,7 @@
     <w:r>
       <w:tab/>
       <w:tab/>
-      <w:t>2026-08-17</w:t>
+      <w:t>2026-08-18</w:t>
       <w:br/>
       <w:br/>
     </w:r>

--- a/tillsyn/A 60441-2021 tillsynsbegäran.docx
+++ b/tillsyn/A 60441-2021 tillsynsbegäran.docx
@@ -534,7 +534,7 @@
     <w:r>
       <w:tab/>
       <w:tab/>
-      <w:t>2026-08-18</w:t>
+      <w:t>2026-08-19</w:t>
       <w:br/>
       <w:br/>
     </w:r>

--- a/tillsyn/A 60441-2021 tillsynsbegäran.docx
+++ b/tillsyn/A 60441-2021 tillsynsbegäran.docx
@@ -534,7 +534,7 @@
     <w:r>
       <w:tab/>
       <w:tab/>
-      <w:t>2026-08-19</w:t>
+      <w:t>2026-08-20</w:t>
       <w:br/>
       <w:br/>
     </w:r>

--- a/tillsyn/A 60441-2021 tillsynsbegäran.docx
+++ b/tillsyn/A 60441-2021 tillsynsbegäran.docx
@@ -534,7 +534,7 @@
     <w:r>
       <w:tab/>
       <w:tab/>
-      <w:t>2026-08-20</w:t>
+      <w:t>2026-08-21</w:t>
       <w:br/>
       <w:br/>
     </w:r>

--- a/tillsyn/A 60441-2021 tillsynsbegäran.docx
+++ b/tillsyn/A 60441-2021 tillsynsbegäran.docx
@@ -534,7 +534,7 @@
     <w:r>
       <w:tab/>
       <w:tab/>
-      <w:t>2026-08-21</w:t>
+      <w:t>2026-08-22</w:t>
       <w:br/>
       <w:br/>
     </w:r>

--- a/tillsyn/A 60441-2021 tillsynsbegäran.docx
+++ b/tillsyn/A 60441-2021 tillsynsbegäran.docx
@@ -534,7 +534,7 @@
     <w:r>
       <w:tab/>
       <w:tab/>
-      <w:t>2026-08-22</w:t>
+      <w:t>2026-08-23</w:t>
       <w:br/>
       <w:br/>
     </w:r>

--- a/tillsyn/A 60441-2021 tillsynsbegäran.docx
+++ b/tillsyn/A 60441-2021 tillsynsbegäran.docx
@@ -534,7 +534,7 @@
     <w:r>
       <w:tab/>
       <w:tab/>
-      <w:t>2026-08-23</w:t>
+      <w:t>2026-08-24</w:t>
       <w:br/>
       <w:br/>
     </w:r>

--- a/tillsyn/A 60441-2021 tillsynsbegäran.docx
+++ b/tillsyn/A 60441-2021 tillsynsbegäran.docx
@@ -534,7 +534,7 @@
     <w:r>
       <w:tab/>
       <w:tab/>
-      <w:t>2026-08-24</w:t>
+      <w:t>2026-08-25</w:t>
       <w:br/>
       <w:br/>
     </w:r>

--- a/tillsyn/A 60441-2021 tillsynsbegäran.docx
+++ b/tillsyn/A 60441-2021 tillsynsbegäran.docx
@@ -534,7 +534,7 @@
     <w:r>
       <w:tab/>
       <w:tab/>
-      <w:t>2026-08-25</w:t>
+      <w:t>2026-08-26</w:t>
       <w:br/>
       <w:br/>
     </w:r>

--- a/tillsyn/A 60441-2021 tillsynsbegäran.docx
+++ b/tillsyn/A 60441-2021 tillsynsbegäran.docx
@@ -534,7 +534,7 @@
     <w:r>
       <w:tab/>
       <w:tab/>
-      <w:t>2026-08-26</w:t>
+      <w:t>2026-08-27</w:t>
       <w:br/>
       <w:br/>
     </w:r>

--- a/tillsyn/A 60441-2021 tillsynsbegäran.docx
+++ b/tillsyn/A 60441-2021 tillsynsbegäran.docx
@@ -534,7 +534,7 @@
     <w:r>
       <w:tab/>
       <w:tab/>
-      <w:t>2026-08-27</w:t>
+      <w:t>2026-08-28</w:t>
       <w:br/>
       <w:br/>
     </w:r>

--- a/tillsyn/A 60441-2021 tillsynsbegäran.docx
+++ b/tillsyn/A 60441-2021 tillsynsbegäran.docx
@@ -534,7 +534,7 @@
     <w:r>
       <w:tab/>
       <w:tab/>
-      <w:t>2026-08-28</w:t>
+      <w:t>2026-08-29</w:t>
       <w:br/>
       <w:br/>
     </w:r>

--- a/tillsyn/A 60441-2021 tillsynsbegäran.docx
+++ b/tillsyn/A 60441-2021 tillsynsbegäran.docx
@@ -534,7 +534,7 @@
     <w:r>
       <w:tab/>
       <w:tab/>
-      <w:t>2026-08-29</w:t>
+      <w:t>2026-08-31</w:t>
       <w:br/>
       <w:br/>
     </w:r>

--- a/tillsyn/A 60441-2021 tillsynsbegäran.docx
+++ b/tillsyn/A 60441-2021 tillsynsbegäran.docx
@@ -534,7 +534,7 @@
     <w:r>
       <w:tab/>
       <w:tab/>
-      <w:t>2026-08-31</w:t>
+      <w:t>2026-09-01</w:t>
       <w:br/>
       <w:br/>
     </w:r>

--- a/tillsyn/A 60441-2021 tillsynsbegäran.docx
+++ b/tillsyn/A 60441-2021 tillsynsbegäran.docx
@@ -534,7 +534,7 @@
     <w:r>
       <w:tab/>
       <w:tab/>
-      <w:t>2026-09-01</w:t>
+      <w:t>2026-09-02</w:t>
       <w:br/>
       <w:br/>
     </w:r>

--- a/tillsyn/A 60441-2021 tillsynsbegäran.docx
+++ b/tillsyn/A 60441-2021 tillsynsbegäran.docx
@@ -534,7 +534,7 @@
     <w:r>
       <w:tab/>
       <w:tab/>
-      <w:t>2026-09-02</w:t>
+      <w:t>2026-09-03</w:t>
       <w:br/>
       <w:br/>
     </w:r>

--- a/tillsyn/A 60441-2021 tillsynsbegäran.docx
+++ b/tillsyn/A 60441-2021 tillsynsbegäran.docx
@@ -534,7 +534,7 @@
     <w:r>
       <w:tab/>
       <w:tab/>
-      <w:t>2026-09-03</w:t>
+      <w:t>2026-09-04</w:t>
       <w:br/>
       <w:br/>
     </w:r>

--- a/tillsyn/A 60441-2021 tillsynsbegäran.docx
+++ b/tillsyn/A 60441-2021 tillsynsbegäran.docx
@@ -534,7 +534,7 @@
     <w:r>
       <w:tab/>
       <w:tab/>
-      <w:t>2026-09-04</w:t>
+      <w:t>2026-09-05</w:t>
       <w:br/>
       <w:br/>
     </w:r>
